--- a/docs/-Proposed-Kenai-River-Chinook-Salmon-Research.docx
+++ b/docs/-Proposed-Kenai-River-Chinook-Salmon-Research.docx
@@ -189,6 +189,58 @@
       </w:r>
     </w:p>
     <w:p>
+      <w:pPr>
+        <w:pStyle w:val="BodyText"/>
+      </w:pPr>
+      <w:r>
+        <w:t xml:space="preserve">The project is currently envisioned as four inter-related chapters:</w:t>
+      </w:r>
+    </w:p>
+    <w:p>
+      <w:pPr>
+        <w:numPr>
+          <w:ilvl w:val="0"/>
+          <w:numId w:val="1001"/>
+        </w:numPr>
+      </w:pPr>
+      <w:r>
+        <w:t xml:space="preserve">Kenai River Water Quality trends and implications for salmon habitat</w:t>
+      </w:r>
+    </w:p>
+    <w:p>
+      <w:pPr>
+        <w:numPr>
+          <w:ilvl w:val="0"/>
+          <w:numId w:val="1001"/>
+        </w:numPr>
+      </w:pPr>
+      <w:r>
+        <w:t xml:space="preserve">Predictive fish habitat modeling to support anadromous waters mapping and conservation</w:t>
+      </w:r>
+    </w:p>
+    <w:p>
+      <w:pPr>
+        <w:numPr>
+          <w:ilvl w:val="0"/>
+          <w:numId w:val="1001"/>
+        </w:numPr>
+      </w:pPr>
+      <w:r>
+        <w:t xml:space="preserve">Watershed-scale physical habitat capacity assessment to support restoration efforts</w:t>
+      </w:r>
+    </w:p>
+    <w:p>
+      <w:pPr>
+        <w:numPr>
+          <w:ilvl w:val="0"/>
+          <w:numId w:val="1001"/>
+        </w:numPr>
+      </w:pPr>
+      <w:r>
+        <w:t xml:space="preserve">Spawner-Recruit Productivity Analysis with Environmental and Anthropogenic Covariates</w:t>
+      </w:r>
+    </w:p>
+    <w:p>
       <w:r>
         <w:pict>
           <v:rect style="width:0;height:1.5pt" o:hralign="center" o:hrstd="t" o:hr="t"/>
@@ -724,135 +776,11 @@
         <w:pStyle w:val="Compact"/>
         <w:numPr>
           <w:ilvl w:val="0"/>
-          <w:numId w:val="1001"/>
+          <w:numId w:val="1002"/>
         </w:numPr>
       </w:pPr>
       <w:r>
         <w:t xml:space="preserve">Pacific salmon population dynamics and spawner-recruit modeling</w:t>
-      </w:r>
-    </w:p>
-    <w:p>
-      <w:pPr>
-        <w:pStyle w:val="Compact"/>
-        <w:numPr>
-          <w:ilvl w:val="0"/>
-          <w:numId w:val="1001"/>
-        </w:numPr>
-      </w:pPr>
-      <w:r>
-        <w:t xml:space="preserve">Freshwater ecology and habitat assessment in Alaska</w:t>
-      </w:r>
-    </w:p>
-    <w:p>
-      <w:pPr>
-        <w:pStyle w:val="Compact"/>
-        <w:numPr>
-          <w:ilvl w:val="0"/>
-          <w:numId w:val="1001"/>
-        </w:numPr>
-      </w:pPr>
-      <w:r>
-        <w:t xml:space="preserve">Bayesian statistical methods and state-space models</w:t>
-      </w:r>
-    </w:p>
-    <w:p>
-      <w:pPr>
-        <w:pStyle w:val="Compact"/>
-        <w:numPr>
-          <w:ilvl w:val="0"/>
-          <w:numId w:val="1001"/>
-        </w:numPr>
-      </w:pPr>
-      <w:r>
-        <w:t xml:space="preserve">Watershed hydrology and geomorphology</w:t>
-      </w:r>
-    </w:p>
-    <w:p>
-      <w:pPr>
-        <w:pStyle w:val="Compact"/>
-        <w:numPr>
-          <w:ilvl w:val="0"/>
-          <w:numId w:val="1001"/>
-        </w:numPr>
-      </w:pPr>
-      <w:r>
-        <w:t xml:space="preserve">Habitat restoration ecology and monitoring design</w:t>
-      </w:r>
-    </w:p>
-    <w:p>
-      <w:pPr>
-        <w:pStyle w:val="FirstParagraph"/>
-      </w:pPr>
-      <w:r>
-        <w:t xml:space="preserve">The logical home for the doctoral program is the University of Alaska Fairbanks, though we welcome conversations with faculty at any institution who share interest in the research questions described above.</w:t>
-      </w:r>
-    </w:p>
-    <w:p>
-      <w:r>
-        <w:pict>
-          <v:rect style="width:0;height:1.5pt" o:hralign="center" o:hrstd="t" o:hr="t"/>
-        </w:pict>
-      </w:r>
-    </w:p>
-    <w:p>
-      <w:r>
-        <w:br w:type="page"/>
-      </w:r>
-    </w:p>
-    <w:bookmarkEnd w:id="24"/>
-    <w:bookmarkStart w:id="25" w:name="Xe7c1536d4715053a9b361ece4ebf6ef1f486cc2"/>
-    <w:p>
-      <w:pPr>
-        <w:pStyle w:val="Heading2"/>
-      </w:pPr>
-      <w:r>
-        <w:t xml:space="preserve">Alignment with PSMFC Upper Cook Inlet Salmon Disaster Research Priorities</w:t>
-      </w:r>
-    </w:p>
-    <w:p>
-      <w:pPr>
-        <w:pStyle w:val="FirstParagraph"/>
-      </w:pPr>
-      <w:r>
-        <w:t xml:space="preserve">The PSMFC Upper Cook Inlet Salmon Disaster Research program specifically targets research on Kenai late-run Chinook salmon and management of Upper Cook Inlet District mixed-stock fisheries. The proposed doctoral program directly addresses both priorities. Chapter 4 provides quantitative information on the biological factors limiting productivity, which is directly relevant to harvest management. Chapters 1, 2, and 3 address freshwater habitat conditions that affect productive capacity and could inform long-term recovery strategies beyond harvest management alone.</w:t>
-      </w:r>
-    </w:p>
-    <w:p>
-      <w:pPr>
-        <w:pStyle w:val="BodyText"/>
-      </w:pPr>
-      <w:r>
-        <w:t xml:space="preserve">The program is designed to produce deliverables appropriate to the PSMFC grant period: peer-reviewed publications, publicly available datasets and code, and management-relevant technical summaries for ADF&amp;G and other decision makers.</w:t>
-      </w:r>
-    </w:p>
-    <w:p>
-      <w:r>
-        <w:pict>
-          <v:rect style="width:0;height:1.5pt" o:hralign="center" o:hrstd="t" o:hr="t"/>
-        </w:pict>
-      </w:r>
-    </w:p>
-    <w:p>
-      <w:r>
-        <w:br w:type="page"/>
-      </w:r>
-    </w:p>
-    <w:bookmarkEnd w:id="25"/>
-    <w:bookmarkStart w:id="26" w:name="expected-outcomes"/>
-    <w:p>
-      <w:pPr>
-        <w:pStyle w:val="Heading2"/>
-      </w:pPr>
-      <w:r>
-        <w:t xml:space="preserve">Expected Outcomes</w:t>
-      </w:r>
-    </w:p>
-    <w:p>
-      <w:pPr>
-        <w:pStyle w:val="FirstParagraph"/>
-      </w:pPr>
-      <w:r>
-        <w:t xml:space="preserve">Upon completion, the doctoral program will deliver:</w:t>
       </w:r>
     </w:p>
     <w:p>
@@ -864,7 +792,7 @@
         </w:numPr>
       </w:pPr>
       <w:r>
-        <w:t xml:space="preserve">Four peer-reviewed publications covering water quality trends, habitat extent modeling, restoration effectiveness, and productivity drivers.</w:t>
+        <w:t xml:space="preserve">Freshwater ecology and habitat assessment in Alaska</w:t>
       </w:r>
     </w:p>
     <w:p>
@@ -876,7 +804,7 @@
         </w:numPr>
       </w:pPr>
       <w:r>
-        <w:t xml:space="preserve">Publicly available datasets and reproducible analysis code for all quantitative components.</w:t>
+        <w:t xml:space="preserve">Bayesian statistical methods and state-space models</w:t>
       </w:r>
     </w:p>
     <w:p>
@@ -888,7 +816,7 @@
         </w:numPr>
       </w:pPr>
       <w:r>
-        <w:t xml:space="preserve">Management-relevant summaries and briefings for ADF&amp;G, PSMFC, NOAA, and Kenai Peninsula stakeholders.</w:t>
+        <w:t xml:space="preserve">Watershed hydrology and geomorphology</w:t>
       </w:r>
     </w:p>
     <w:p>
@@ -900,7 +828,83 @@
         </w:numPr>
       </w:pPr>
       <w:r>
-        <w:t xml:space="preserve">A spatially explicit habitat model and accessibility map for the Kenai River system.</w:t>
+        <w:t xml:space="preserve">Habitat restoration ecology and monitoring design</w:t>
+      </w:r>
+    </w:p>
+    <w:p>
+      <w:pPr>
+        <w:pStyle w:val="FirstParagraph"/>
+      </w:pPr>
+      <w:r>
+        <w:t xml:space="preserve">The logical home for the doctoral program is the University of Alaska Fairbanks, though we welcome conversations with faculty at any institution who share interest in the research questions described above.</w:t>
+      </w:r>
+    </w:p>
+    <w:p>
+      <w:r>
+        <w:pict>
+          <v:rect style="width:0;height:1.5pt" o:hralign="center" o:hrstd="t" o:hr="t"/>
+        </w:pict>
+      </w:r>
+    </w:p>
+    <w:p>
+      <w:r>
+        <w:br w:type="page"/>
+      </w:r>
+    </w:p>
+    <w:bookmarkEnd w:id="24"/>
+    <w:bookmarkStart w:id="25" w:name="Xe7c1536d4715053a9b361ece4ebf6ef1f486cc2"/>
+    <w:p>
+      <w:pPr>
+        <w:pStyle w:val="Heading2"/>
+      </w:pPr>
+      <w:r>
+        <w:t xml:space="preserve">Alignment with PSMFC Upper Cook Inlet Salmon Disaster Research Priorities</w:t>
+      </w:r>
+    </w:p>
+    <w:p>
+      <w:pPr>
+        <w:pStyle w:val="FirstParagraph"/>
+      </w:pPr>
+      <w:r>
+        <w:t xml:space="preserve">The PSMFC Upper Cook Inlet Salmon Disaster Research program specifically targets research on Kenai late-run Chinook salmon and management of Upper Cook Inlet District mixed-stock fisheries. The proposed doctoral program directly addresses both priorities. Chapter 4 provides quantitative information on the biological factors limiting productivity, which is directly relevant to harvest management. Chapters 1, 2, and 3 address freshwater habitat conditions that affect productive capacity and could inform long-term recovery strategies beyond harvest management alone.</w:t>
+      </w:r>
+    </w:p>
+    <w:p>
+      <w:pPr>
+        <w:pStyle w:val="BodyText"/>
+      </w:pPr>
+      <w:r>
+        <w:t xml:space="preserve">The program is designed to produce deliverables appropriate to the PSMFC grant period: peer-reviewed publications, publicly available datasets and code, and management-relevant technical summaries for ADF&amp;G and other decision makers.</w:t>
+      </w:r>
+    </w:p>
+    <w:p>
+      <w:r>
+        <w:pict>
+          <v:rect style="width:0;height:1.5pt" o:hralign="center" o:hrstd="t" o:hr="t"/>
+        </w:pict>
+      </w:r>
+    </w:p>
+    <w:p>
+      <w:r>
+        <w:br w:type="page"/>
+      </w:r>
+    </w:p>
+    <w:bookmarkEnd w:id="25"/>
+    <w:bookmarkStart w:id="26" w:name="expected-outcomes"/>
+    <w:p>
+      <w:pPr>
+        <w:pStyle w:val="Heading2"/>
+      </w:pPr>
+      <w:r>
+        <w:t xml:space="preserve">Expected Outcomes</w:t>
+      </w:r>
+    </w:p>
+    <w:p>
+      <w:pPr>
+        <w:pStyle w:val="FirstParagraph"/>
+      </w:pPr>
+      <w:r>
+        <w:t xml:space="preserve">Upon completion, the doctoral program will deliver:</w:t>
       </w:r>
     </w:p>
     <w:p>
@@ -908,7 +912,55 @@
         <w:pStyle w:val="Compact"/>
         <w:numPr>
           <w:ilvl w:val="0"/>
-          <w:numId w:val="1002"/>
+          <w:numId w:val="1003"/>
+        </w:numPr>
+      </w:pPr>
+      <w:r>
+        <w:t xml:space="preserve">Four peer-reviewed publications covering water quality trends, habitat extent modeling, restoration effectiveness, and productivity drivers.</w:t>
+      </w:r>
+    </w:p>
+    <w:p>
+      <w:pPr>
+        <w:pStyle w:val="Compact"/>
+        <w:numPr>
+          <w:ilvl w:val="0"/>
+          <w:numId w:val="1003"/>
+        </w:numPr>
+      </w:pPr>
+      <w:r>
+        <w:t xml:space="preserve">Publicly available datasets and reproducible analysis code for all quantitative components.</w:t>
+      </w:r>
+    </w:p>
+    <w:p>
+      <w:pPr>
+        <w:pStyle w:val="Compact"/>
+        <w:numPr>
+          <w:ilvl w:val="0"/>
+          <w:numId w:val="1003"/>
+        </w:numPr>
+      </w:pPr>
+      <w:r>
+        <w:t xml:space="preserve">Management-relevant summaries and briefings for ADF&amp;G, PSMFC, NOAA, and Kenai Peninsula stakeholders.</w:t>
+      </w:r>
+    </w:p>
+    <w:p>
+      <w:pPr>
+        <w:pStyle w:val="Compact"/>
+        <w:numPr>
+          <w:ilvl w:val="0"/>
+          <w:numId w:val="1003"/>
+        </w:numPr>
+      </w:pPr>
+      <w:r>
+        <w:t xml:space="preserve">A spatially explicit habitat model and accessibility map for the Kenai River system.</w:t>
+      </w:r>
+    </w:p>
+    <w:p>
+      <w:pPr>
+        <w:pStyle w:val="Compact"/>
+        <w:numPr>
+          <w:ilvl w:val="0"/>
+          <w:numId w:val="1003"/>
         </w:numPr>
       </w:pPr>
       <w:r>
@@ -1499,6 +1551,91 @@
       </w:pPr>
     </w:lvl>
   </w:abstractNum>
+  <w:abstractNum w:abstractNumId="99411">
+    <w:nsid w:val="00A99411"/>
+    <w:multiLevelType w:val="multilevel"/>
+    <w:lvl w:ilvl="0">
+      <w:start w:val="1"/>
+      <w:numFmt w:val="decimal"/>
+      <w:lvlText w:val="%1."/>
+      <w:lvlJc w:val="left"/>
+      <w:pPr>
+        <w:ind w:left="720" w:hanging="360"/>
+      </w:pPr>
+    </w:lvl>
+    <w:lvl w:ilvl="1">
+      <w:start w:val="1"/>
+      <w:numFmt w:val="decimal"/>
+      <w:lvlText w:val="%2."/>
+      <w:lvlJc w:val="left"/>
+      <w:pPr>
+        <w:ind w:left="1440" w:hanging="360"/>
+      </w:pPr>
+    </w:lvl>
+    <w:lvl w:ilvl="2">
+      <w:start w:val="1"/>
+      <w:numFmt w:val="decimal"/>
+      <w:lvlText w:val="%3."/>
+      <w:lvlJc w:val="left"/>
+      <w:pPr>
+        <w:ind w:left="2160" w:hanging="360"/>
+      </w:pPr>
+    </w:lvl>
+    <w:lvl w:ilvl="3">
+      <w:start w:val="1"/>
+      <w:numFmt w:val="decimal"/>
+      <w:lvlText w:val="%4."/>
+      <w:lvlJc w:val="left"/>
+      <w:pPr>
+        <w:ind w:left="2880" w:hanging="360"/>
+      </w:pPr>
+    </w:lvl>
+    <w:lvl w:ilvl="4">
+      <w:start w:val="1"/>
+      <w:numFmt w:val="decimal"/>
+      <w:lvlText w:val="%5."/>
+      <w:lvlJc w:val="left"/>
+      <w:pPr>
+        <w:ind w:left="3600" w:hanging="360"/>
+      </w:pPr>
+    </w:lvl>
+    <w:lvl w:ilvl="5">
+      <w:start w:val="1"/>
+      <w:numFmt w:val="decimal"/>
+      <w:lvlText w:val="%6."/>
+      <w:lvlJc w:val="left"/>
+      <w:pPr>
+        <w:ind w:left="4320" w:hanging="360"/>
+      </w:pPr>
+    </w:lvl>
+    <w:lvl w:ilvl="6">
+      <w:start w:val="1"/>
+      <w:numFmt w:val="decimal"/>
+      <w:lvlText w:val="%7."/>
+      <w:lvlJc w:val="left"/>
+      <w:pPr>
+        <w:ind w:left="5040" w:hanging="360"/>
+      </w:pPr>
+    </w:lvl>
+    <w:lvl w:ilvl="7">
+      <w:start w:val="1"/>
+      <w:numFmt w:val="decimal"/>
+      <w:lvlText w:val="%8."/>
+      <w:lvlJc w:val="left"/>
+      <w:pPr>
+        <w:ind w:left="5760" w:hanging="360"/>
+      </w:pPr>
+    </w:lvl>
+    <w:lvl w:ilvl="8">
+      <w:start w:val="1"/>
+      <w:numFmt w:val="decimal"/>
+      <w:lvlText w:val="%9."/>
+      <w:lvlJc w:val="left"/>
+      <w:pPr>
+        <w:ind w:left="6480" w:hanging="360"/>
+      </w:pPr>
+    </w:lvl>
+  </w:abstractNum>
   <w:abstractNum w:abstractNumId="991">
     <w:nsid w:val="0000A991"/>
     <w:multiLevelType w:val="multilevel"/>
@@ -1606,9 +1743,39 @@
     <w:abstractNumId w:val="990"/>
   </w:num>
   <w:num w:numId="1001">
+    <w:abstractNumId w:val="99411"/>
+    <w:lvlOverride w:ilvl="0">
+      <w:startOverride w:val="1"/>
+    </w:lvlOverride>
+    <w:lvlOverride w:ilvl="1">
+      <w:startOverride w:val="1"/>
+    </w:lvlOverride>
+    <w:lvlOverride w:ilvl="2">
+      <w:startOverride w:val="1"/>
+    </w:lvlOverride>
+    <w:lvlOverride w:ilvl="3">
+      <w:startOverride w:val="1"/>
+    </w:lvlOverride>
+    <w:lvlOverride w:ilvl="4">
+      <w:startOverride w:val="1"/>
+    </w:lvlOverride>
+    <w:lvlOverride w:ilvl="5">
+      <w:startOverride w:val="1"/>
+    </w:lvlOverride>
+    <w:lvlOverride w:ilvl="6">
+      <w:startOverride w:val="1"/>
+    </w:lvlOverride>
+    <w:lvlOverride w:ilvl="7">
+      <w:startOverride w:val="1"/>
+    </w:lvlOverride>
+    <w:lvlOverride w:ilvl="8">
+      <w:startOverride w:val="1"/>
+    </w:lvlOverride>
+  </w:num>
+  <w:num w:numId="1002">
     <w:abstractNumId w:val="991"/>
   </w:num>
-  <w:num w:numId="1002">
+  <w:num w:numId="1003">
     <w:abstractNumId w:val="991"/>
   </w:num>
 </w:numbering>
